--- a/output/IS-009-通訊安全管理程序.docx
+++ b/output/IS-009-通訊安全管理程序.docx
@@ -56,7 +56,7 @@
         </w:rPr>
       </w:pPr>
       <w:r>
-        <w:t xml:space="preserve">新世紀虛擬科技股份有限公司</w:t>
+        <w:t xml:space="preserve">E2E測試科技股份有限公司</w:t>
       </w:r>
     </w:p>
     <w:p>
@@ -351,7 +351,7 @@
         </w:sectPr>
       </w:pPr>
       <w:r>
-        <w:t xml:space="preserve">發行日期：2026/05/20</w:t>
+        <w:t xml:space="preserve">發行日期：2026/03/06</w:t>
       </w:r>
     </w:p>
     <w:tbl>
@@ -589,7 +589,7 @@
               </w:rPr>
             </w:pPr>
             <w:r>
-              <w:t xml:space="preserve">2026/05/20</w:t>
+              <w:t xml:space="preserve">2026/03/06</w:t>
             </w:r>
           </w:p>
         </w:tc>
@@ -2465,7 +2465,7 @@
         </w:rPr>
       </w:pPr>
       <w:r>
-        <w:t xml:space="preserve">為確保新世紀虛擬科技股份有限公司（以下簡稱本公司）資料透過網路進行傳輸時之安全性，以防止未經授權的系統存取，使網路正常運作。</w:t>
+        <w:t xml:space="preserve">為確保E2E測試科技股份有限公司（以下簡稱本公司）資料透過網路進行傳輸時之安全性，以防止未經授權的系統存取，使網路正常運作。</w:t>
       </w:r>
     </w:p>
     <w:p>

--- a/output/IS-009-通訊安全管理程序.docx
+++ b/output/IS-009-通訊安全管理程序.docx
@@ -56,6 +56,10 @@
         </w:rPr>
       </w:pPr>
       <w:r>
+        <w:rPr>
+          <w:b/>
+          <w:sz w:val="48"/>
+        </w:rPr>
         <w:t xml:space="preserve">E2E測試科技股份有限公司</w:t>
       </w:r>
     </w:p>
@@ -3450,11 +3454,7 @@
         </w:rPr>
       </w:pPr>
       <w:r>
-        <w:rPr>
-          <w:rFonts w:ascii="Times New Roman" w:hint="eastAsia"/>
-          <w:szCs w:val="28"/>
-        </w:rPr>
-        <w:t>為求落實安全管理，於防火牆安全規則建置後，應每年審查規則之適用性，並予以檢討修正，避免因時間或業務變更而不符現狀。</w:t>
+        <w:t xml:space="preserve">為求落實安全管理，於防火牆安全規則建置後，應每年審查規則之適用性，並予以檢討修正，避免因時間或業務變更而不符現狀。</w:t>
       </w:r>
     </w:p>
     <w:p>
@@ -3585,13 +3585,7 @@
         </w:rPr>
       </w:pPr>
       <w:r>
-        <w:t>應建立網路傳送資訊之安全控管機制（如防火牆、安全憑證、VPN或加解密系統或服務等），以</w:t>
-      </w:r>
-      <w:r>
-        <w:rPr>
-          <w:rFonts w:ascii="Times New Roman"/>
-        </w:rPr>
-        <w:t>確保資訊傳輸交換安全。</w:t>
+        <w:t xml:space="preserve">應建立網路傳送資訊之安全控管機制（如防火牆、安全憑證、VPN或加解密系統或服務等），以確保資訊傳輸交換安全。</w:t>
       </w:r>
     </w:p>
     <w:p>
@@ -3778,62 +3772,7 @@
         </w:rPr>
       </w:pPr>
       <w:r>
-        <w:rPr>
-          <w:rFonts w:hint="eastAsia"/>
-          <w:szCs w:val="28"/>
-        </w:rPr>
-        <w:t>核心系統與設備之網路安全相關記錄檔（</w:t>
-      </w:r>
-      <w:r>
-        <w:rPr>
-          <w:rFonts w:hint="eastAsia"/>
-          <w:szCs w:val="28"/>
-        </w:rPr>
-        <w:t>Log</w:t>
-      </w:r>
-      <w:r>
-        <w:rPr>
-          <w:rFonts w:hint="eastAsia"/>
-          <w:szCs w:val="28"/>
-        </w:rPr>
-        <w:t>）案視資源使用狀況，以保存</w:t>
-      </w:r>
-      <w:r>
-        <w:rPr>
-          <w:rFonts w:hint="eastAsia"/>
-          <w:szCs w:val="28"/>
-          <w:shd w:val="pct15" w:color="auto" w:fill="FFFFFF"/>
-        </w:rPr>
-        <w:t>六</w:t>
-      </w:r>
-      <w:r>
-        <w:rPr>
-          <w:rFonts w:hint="eastAsia"/>
-          <w:szCs w:val="28"/>
-          <w:shd w:val="pct15" w:color="auto" w:fill="FFFFFF"/>
-        </w:rPr>
-        <w:t>個月</w:t>
-      </w:r>
-      <w:r>
-        <w:rPr>
-          <w:rFonts w:hint="eastAsia"/>
-          <w:szCs w:val="28"/>
-        </w:rPr>
-        <w:t>為原則，保存內容</w:t>
-      </w:r>
-      <w:r>
-        <w:rPr>
-          <w:rFonts w:hint="eastAsia"/>
-          <w:szCs w:val="28"/>
-        </w:rPr>
-        <w:t>得</w:t>
-      </w:r>
-      <w:r>
-        <w:rPr>
-          <w:rFonts w:hint="eastAsia"/>
-          <w:szCs w:val="28"/>
-        </w:rPr>
-        <w:t>包含：</w:t>
+        <w:t xml:space="preserve">核心系統與設備之網路安全相關記錄檔（Log）案視資源使用狀況，以保存6個月為原則，保存內容得包含：</w:t>
       </w:r>
     </w:p>
     <w:p>
@@ -4028,25 +3967,7 @@
         </w:rPr>
       </w:pPr>
       <w:r>
-        <w:rPr>
-          <w:rFonts w:hAnsi="標楷體" w:hint="eastAsia"/>
-          <w:szCs w:val="28"/>
-        </w:rPr>
-        <w:t>網頁過濾：組織應定期檢視相關網路設定，如需變更相關規則，應填寫「資訊服務申請</w:t>
-      </w:r>
-      <w:r>
-        <w:rPr>
-          <w:rFonts w:hAnsi="標楷體" w:hint="eastAsia"/>
-          <w:szCs w:val="28"/>
-        </w:rPr>
-        <w:t>單</w:t>
-      </w:r>
-      <w:r>
-        <w:rPr>
-          <w:rFonts w:hAnsi="標楷體" w:hint="eastAsia"/>
-          <w:szCs w:val="28"/>
-        </w:rPr>
-        <w:t>」，並針對員工對外部資源存取行為進行過濾及審查，避免遭受惡意攻擊，可考量下列方式以強化對外網站存取行為之安全性：</w:t>
+        <w:t xml:space="preserve">網頁過濾：組織應定期檢視相關網路設定，如需變更相關規則，應填寫「資訊服務申請單」，並針對員工對外部資源存取行為進行過濾及審查，避免遭受惡意攻擊，可考量下列方式以強化對外網站存取行為之安全性：</w:t>
       </w:r>
     </w:p>
     <w:p>
